--- a/02-legal/confidentiality-and-non-compete-agreement.docx
+++ b/02-legal/confidentiality-and-non-compete-agreement.docx
@@ -223,43 +223,43 @@
           <w:sz w:val="22"/>
           <w:szCs w:val="22"/>
         </w:rPr>
-        <w:t xml:space="preserve">Legal Name: Fly GACA Saudi Arabia (LLC)</w:t>
-      </w:r>
-    </w:p>
-    <w:p>
-      <w:pPr>
-        <w:pStyle w:val="ListParagraph"/>
-        <w:numPr>
-          <w:ilvl w:val="0"/>
-          <w:numId w:val="2"/>
-        </w:numPr>
-        <w:spacing w:after="40" w:before="40"/>
-      </w:pPr>
-      <w:r>
-        <w:rPr>
-          <w:rFonts w:ascii="Arial" w:cs="Arial" w:eastAsia="Arial" w:hAnsi="Arial"/>
-          <w:sz w:val="22"/>
-          <w:szCs w:val="22"/>
-        </w:rPr>
-        <w:t xml:space="preserve">CR No.: [CR_NUMBER]</w:t>
-      </w:r>
-    </w:p>
-    <w:p>
-      <w:pPr>
-        <w:pStyle w:val="ListParagraph"/>
-        <w:numPr>
-          <w:ilvl w:val="0"/>
-          <w:numId w:val="2"/>
-        </w:numPr>
-        <w:spacing w:after="40" w:before="40"/>
-      </w:pPr>
-      <w:r>
-        <w:rPr>
-          <w:rFonts w:ascii="Arial" w:cs="Arial" w:eastAsia="Arial" w:hAnsi="Arial"/>
-          <w:sz w:val="22"/>
-          <w:szCs w:val="22"/>
-        </w:rPr>
-        <w:t xml:space="preserve">Registered Address: [COMPANY_ADDRESS], Kingdom of Saudi Arabia</w:t>
+        <w:t xml:space="preserve">Legal Name: BDA Company International (شركة بدع الدولية)</w:t>
+      </w:r>
+    </w:p>
+    <w:p>
+      <w:pPr>
+        <w:pStyle w:val="ListParagraph"/>
+        <w:numPr>
+          <w:ilvl w:val="0"/>
+          <w:numId w:val="2"/>
+        </w:numPr>
+        <w:spacing w:after="40" w:before="40"/>
+      </w:pPr>
+      <w:r>
+        <w:rPr>
+          <w:rFonts w:ascii="Arial" w:cs="Arial" w:eastAsia="Arial" w:hAnsi="Arial"/>
+          <w:sz w:val="22"/>
+          <w:szCs w:val="22"/>
+        </w:rPr>
+        <w:t xml:space="preserve">CR No.: 7030976893</w:t>
+      </w:r>
+    </w:p>
+    <w:p>
+      <w:pPr>
+        <w:pStyle w:val="ListParagraph"/>
+        <w:numPr>
+          <w:ilvl w:val="0"/>
+          <w:numId w:val="2"/>
+        </w:numPr>
+        <w:spacing w:after="40" w:before="40"/>
+      </w:pPr>
+      <w:r>
+        <w:rPr>
+          <w:rFonts w:ascii="Arial" w:cs="Arial" w:eastAsia="Arial" w:hAnsi="Arial"/>
+          <w:sz w:val="22"/>
+          <w:szCs w:val="22"/>
+        </w:rPr>
+        <w:t xml:space="preserve">Registered Address: Riyadh, Al Baqqal 12965, Kingdom of Saudi Arabia, Kingdom of Saudi Arabia</w:t>
       </w:r>
     </w:p>
     <w:p>
@@ -1668,7 +1668,7 @@
                 <w:sz w:val="22"/>
                 <w:szCs w:val="22"/>
               </w:rPr>
-              <w:t xml:space="preserve">EMPLOYER: FLY GACA SAUDI ARABIA (LLC)</w:t>
+              <w:t xml:space="preserve">EMPLOYER: BDA COMPANY INTERNATIONAL (شركة بدع الدولية)</w:t>
             </w:r>
           </w:p>
           <w:p>
